--- a/skills/hsdt-forms/demo_output/TT79-M09C.docx
+++ b/skills/hsdt-forms/demo_output/TT79-M09C.docx
@@ -32,7 +32,6 @@
           <w:szCs w:val="28"/>
           <w:lang w:val="vi-VN"/>
         </w:rPr>
-        <w:lastRenderedPageBreak/>
         <w:t>Mẫu số 09C (Webform trên Hệ thống)</w:t>
       </w:r>
     </w:p>
